--- a/KHBD_Tin_học/Lớp_7/Tuần_35/KHBD_Tin_hoc_Lớp_7_Tiet35_Tong_ket_nam_hoc.docx
+++ b/KHBD_Tin_học/Lớp_7/Tuần_35/KHBD_Tin_hoc_Lớp_7_Tiet35_Tong_ket_nam_hoc.docx
@@ -359,34 +359,30 @@
     </w:p>
     <w:p>
       <w:pPr>
-        <w:spacing w:line="276" w:lineRule="auto" w:after="60" w:before="0"/>
-        <w:ind w:firstLine="0" w:left="850"/>
-        <w:jc w:val="both"/>
-      </w:pPr>
-      <w:r>
-        <w:rPr>
-          <w:rFonts w:ascii="Times New Roman" w:hAnsi="Times New Roman" w:eastAsia="Times New Roman"/>
-          <w:b w:val="0"/>
-          <w:i w:val="0"/>
-          <w:sz w:val="26"/>
-        </w:rPr>
-        <w:t>- Miền I. Khai thác dữ liệu và thông tin (thành tố 1.1. Duyệt, tìm kiếm và lọc dữ liệu, thông tin và nội dung số – Bậc 3): Khai thác thông tin số phục vụ bài học. (Đạt được thông qua Hoạt động 2)</w:t>
-      </w:r>
-    </w:p>
-    <w:p>
-      <w:pPr>
-        <w:spacing w:line="276" w:lineRule="auto" w:after="60" w:before="0"/>
-        <w:ind w:firstLine="0" w:left="850"/>
-        <w:jc w:val="both"/>
-      </w:pPr>
-      <w:r>
-        <w:rPr>
-          <w:rFonts w:ascii="Times New Roman" w:hAnsi="Times New Roman" w:eastAsia="Times New Roman"/>
-          <w:b w:val="0"/>
-          <w:i w:val="0"/>
-          <w:sz w:val="26"/>
-        </w:rPr>
-        <w:t>- Miền IV. An toàn (thành tố 4.1. Bảo vệ thiết bị và nội dung số – Bậc 3): Tuân thủ quy tắc an toàn thiết bị và bảo vệ dữ liệu. (Đạt được thông qua Hoạt động 3, Hoạt động 4)</w:t>
+        <w:spacing w:line="276" w:lineRule="auto" w:after="0" w:before="0"/>
+        <w:ind w:left="850" w:firstLine="0"/>
+        <w:jc w:val="both"/>
+      </w:pPr>
+      <w:r>
+        <w:rPr>
+          <w:rFonts w:ascii="Times New Roman" w:hAnsi="Times New Roman" w:cs="Times New Roman"/>
+          <w:sz w:val="26"/>
+        </w:rPr>
+        <w:t>- 5.3.CB3a: Chọn được các công cụ và công nghệ số có thể được sử dụng để tạo ra kiến thức rõ ràng cũng như các quy trình và sản phẩm đổi mới được xác định rõ ràng. (Sử dụng sáng tạo các công cụ và sản phẩm số đã học trong năm). (Đạt được thông qua Hoạt động 2, Hoạt động 3)</w:t>
+      </w:r>
+    </w:p>
+    <w:p>
+      <w:pPr>
+        <w:spacing w:line="276" w:lineRule="auto" w:after="0" w:before="0"/>
+        <w:ind w:left="850" w:firstLine="0"/>
+        <w:jc w:val="both"/>
+      </w:pPr>
+      <w:r>
+        <w:rPr>
+          <w:rFonts w:ascii="Times New Roman" w:hAnsi="Times New Roman" w:cs="Times New Roman"/>
+          <w:sz w:val="26"/>
+        </w:rPr>
+        <w:t>- 5.4.CB3a: Giải thích được NLS của bản thân cần được cải thiện hoặc cập nhật ở đâu. (Xác định các kỹ năng số đã hoàn thành và hướng cải thiện tiếp theo). (Đạt được thông qua Hoạt động 4)</w:t>
       </w:r>
     </w:p>
     <w:p>
